--- a/Assignments/Physics 441 Assignments 5.docx
+++ b/Assignments/Physics 441 Assignments 5.docx
@@ -12,128 +12,43 @@
         </w:rPr>
       </w:pPr>
       <w:r>
-        <w:t xml:space="preserve">    </w:t>
+        <w:t>PHYS 441/541 Assignment 5</w:t>
       </w:r>
       <w:r>
         <w:rPr>
           <w:sz w:val="22"/>
           <w:szCs w:val="22"/>
         </w:rPr>
-        <w:t>Physics 441</w:t>
       </w:r>
       <w:r>
         <w:rPr>
           <w:sz w:val="22"/>
           <w:szCs w:val="22"/>
         </w:rPr>
-        <w:t>/</w:t>
       </w:r>
       <w:r>
         <w:rPr>
           <w:sz w:val="22"/>
           <w:szCs w:val="22"/>
         </w:rPr>
-        <w:t>PCSE 503</w:t>
       </w:r>
       <w:r>
         <w:rPr>
           <w:sz w:val="22"/>
           <w:szCs w:val="22"/>
         </w:rPr>
-        <w:t xml:space="preserve"> Assignment</w:t>
       </w:r>
       <w:r>
         <w:rPr>
           <w:sz w:val="22"/>
           <w:szCs w:val="22"/>
         </w:rPr>
-        <w:t xml:space="preserve"> </w:t>
       </w:r>
       <w:r>
         <w:rPr>
           <w:sz w:val="22"/>
           <w:szCs w:val="22"/>
         </w:rPr>
-        <w:t>5</w:t>
-      </w:r>
-    </w:p>
-    <w:p>
-      <w:pPr>
-        <w:ind w:left="1440" w:firstLine="720"/>
-        <w:rPr>
-          <w:sz w:val="22"/>
-          <w:szCs w:val="22"/>
-        </w:rPr>
-      </w:pPr>
-      <w:r>
-        <w:rPr>
-          <w:sz w:val="22"/>
-          <w:szCs w:val="22"/>
-        </w:rPr>
-        <w:t xml:space="preserve">Due Date: </w:t>
-      </w:r>
-      <w:r>
-        <w:rPr>
-          <w:sz w:val="22"/>
-          <w:szCs w:val="22"/>
-        </w:rPr>
-        <w:t xml:space="preserve"> </w:t>
-      </w:r>
-      <w:r>
-        <w:rPr>
-          <w:sz w:val="22"/>
-          <w:szCs w:val="22"/>
-        </w:rPr>
-        <w:t>Friday</w:t>
-      </w:r>
-      <w:r>
-        <w:rPr>
-          <w:sz w:val="22"/>
-          <w:szCs w:val="22"/>
-        </w:rPr>
-        <w:t xml:space="preserve">, </w:t>
-      </w:r>
-      <w:r>
-        <w:rPr>
-          <w:sz w:val="22"/>
-          <w:szCs w:val="22"/>
-        </w:rPr>
-        <w:t>December</w:t>
-      </w:r>
-      <w:r>
-        <w:rPr>
-          <w:sz w:val="22"/>
-          <w:szCs w:val="22"/>
-        </w:rPr>
-        <w:t xml:space="preserve"> </w:t>
-      </w:r>
-      <w:r>
-        <w:rPr>
-          <w:sz w:val="22"/>
-          <w:szCs w:val="22"/>
-        </w:rPr>
-        <w:t>1</w:t>
-      </w:r>
-      <w:r>
-        <w:rPr>
-          <w:sz w:val="22"/>
-          <w:szCs w:val="22"/>
-        </w:rPr>
-        <w:t>,</w:t>
-      </w:r>
-      <w:r>
-        <w:rPr>
-          <w:sz w:val="22"/>
-          <w:szCs w:val="22"/>
-        </w:rPr>
-        <w:t xml:space="preserve"> </w:t>
-      </w:r>
-      <w:r>
-        <w:rPr>
-          <w:sz w:val="22"/>
-          <w:szCs w:val="22"/>
-        </w:rPr>
-        <w:t>2023</w:t>
       </w:r>
     </w:p>
     <w:p>
@@ -175,20 +90,12 @@
         </w:numPr>
       </w:pPr>
       <w:r>
-        <w:t xml:space="preserve">Consider the case where the frog can jump both forwards and backwards.  That is, at any moment, the frog can jump to any other lily pad, or all the way across the stream, or all the </w:t>
+        <w:t>Consider the case in which the frog can jump both forward and backward. At any moment, the frog can jump with equal probability to any other lily pad, all the way across the stream, or back to the starting point. Calculate the average number of jumps as a function of the number of lily pads. Explain your result by comparison with the forward-only rule, a theoretical prediction for this new rule set, or both.</w:t>
       </w:r>
-      <w:r>
-        <w:t xml:space="preserve">way </w:t>
-      </w:r>
-      <w:r>
-        <w:t>back to the starting point</w:t>
-      </w:r>
-      <w:r>
-        <w:t xml:space="preserve"> (with equal probability of jumping to any new position</w:t>
-      </w:r>
-      <w:r>
-        <w:t>.  Calculate the average number of jumps taken as a function of the number of lily pads.  Explain the result that you see, either through comparison with the forward-jump-only rule result, or with a theoretical prediction for this new rule set, or both.</w:t>
-      </w:r>
+      <w:r/>
+      <w:r/>
+      <w:r/>
+      <w:r/>
     </w:p>
     <w:p>
       <w:pPr>
@@ -214,7 +121,7 @@
         <w:ind w:left="1080"/>
       </w:pPr>
       <w:r>
-        <w:t xml:space="preserve">You will need to calculate a discrete probability distribution for each jump that is properly normalized.  For example, if there are ten lily pads, and the frog is on lily pad six, then she has five possible jump locations: lily pads 7, 8, 9, 10, and across the stream (11)).  You will need to calculate a discrete probability distribution for these five possible jump locations where the probabilities are inversely proportional to the jump distance AND is properly normalized.  </w:t>
+        <w:t>Calculate a properly normalized discrete probability distribution for each jump. For example, if there are ten lily pads and the frog is on lily pad six, she has five possible destinations: lily pads 7, 8, 9, and 10, or across the stream (position 11). The probabilities for these destinations must be inversely proportional to jump distance and properly normalized.</w:t>
       </w:r>
     </w:p>
     <w:p>
@@ -275,42 +182,22 @@
         </w:numPr>
       </w:pPr>
       <w:r>
-        <w:t xml:space="preserve">Implement in the snakes and ladders </w:t>
+        <w:t>In the 100-square Snakes and Ladders Markov-chain model, implement the common rule that a player must land exactly on the final square to win. If a roll would carry the player beyond square 100, the player remains in place. The probability-versus-number-of-rolls curves for the cases with and without snakes and ladders will provide theoretical predictions for comparison with a simulation.</w:t>
       </w:r>
-      <w:r>
-        <w:t>Markov Chain prediction</w:t>
-      </w:r>
-      <w:r>
-        <w:t xml:space="preserve"> </w:t>
-      </w:r>
-      <w:r>
-        <w:t xml:space="preserve">(100 squares) </w:t>
-      </w:r>
-      <w:r>
-        <w:t xml:space="preserve">the </w:t>
-      </w:r>
+      <w:r/>
+      <w:r/>
+      <w:r/>
+      <w:r/>
       <w:proofErr w:type="gramStart"/>
-      <w:r>
-        <w:t xml:space="preserve">often </w:t>
-      </w:r>
-      <w:r>
-        <w:t>adopted</w:t>
-      </w:r>
+      <w:r/>
+      <w:r/>
       <w:proofErr w:type="gramEnd"/>
-      <w:r>
-        <w:t xml:space="preserve"> rule that in order to “win’ the game, that you have to land EXACTLY on the final square (i.e. if you roll a number that is larger than the required number to land on the final square, you remain where you are).</w:t>
-      </w:r>
-      <w:r>
-        <w:t xml:space="preserve">  These curves (Probability vs. </w:t>
-      </w:r>
+      <w:r/>
+      <w:r/>
       <w:proofErr w:type="spellStart"/>
-      <w:r>
-        <w:t>N_rolls</w:t>
-      </w:r>
+      <w:r/>
       <w:proofErr w:type="spellEnd"/>
-      <w:r>
-        <w:t>) for the “no snakes and ladders” and “with snakes and ladders” cases will represent a sort of “theory” that we can compare an actual simulation to.</w:t>
-      </w:r>
+      <w:r/>
     </w:p>
     <w:p>
       <w:pPr>
@@ -344,20 +231,12 @@
         </w:numPr>
       </w:pPr>
       <w:r>
-        <w:t>Once you get part</w:t>
+        <w:t>Once parts (a) and (b) work, implement a two-player version of the game. Report the average number of rolls taken by the winning player and compare it with the single-player result.</w:t>
       </w:r>
-      <w:r>
-        <w:t>s</w:t>
-      </w:r>
-      <w:r>
-        <w:t xml:space="preserve"> a) </w:t>
-      </w:r>
-      <w:r>
-        <w:t xml:space="preserve">and b) </w:t>
-      </w:r>
-      <w:r>
-        <w:t>working, implement and TWO-PLAYER version of the game.  The final metric in this part of the problem should be the average number of rolls to win the game (for the winning player).  Compare the results to the single-player version.</w:t>
-      </w:r>
+      <w:r/>
+      <w:r/>
+      <w:r/>
+      <w:r/>
     </w:p>
     <w:p>
       <w:pPr>
